--- a/guj/docx/008.content.docx
+++ b/guj/docx/008.content.docx
@@ -429,18 +429,12 @@
           <w:lang w:val="gu_IN" w:bidi="gu_IN"/>
         </w:rPr>
       </w:r>
-      <w:hyperlink r:id="rId13">
-        <w:r>
-          <w:rPr>
-            <w:lang w:val="gu_IN" w:bidi="gu_IN"/>
-          </w:rPr>
-          <w:rPr>
-            <w:color w:val="0000EE"/>
-            <w:u w:val="single"/>
-          </w:rPr>
-          <w:t>1 કાળવૃતાંત 29:6–7</w:t>
-        </w:r>
-      </w:hyperlink>
+      <w:r>
+        <w:rPr>
+          <w:lang w:val="gu_IN" w:bidi="gu_IN"/>
+        </w:rPr>
+        <w:t>1 કાળવૃતાંત 29:6–7</w:t>
+      </w:r>
     </w:p>
     <w:p>
       <w:pPr>
@@ -453,18 +447,12 @@
           <w:lang w:val="gu_IN" w:bidi="gu_IN"/>
         </w:rPr>
       </w:r>
-      <w:hyperlink r:id="rId14">
-        <w:r>
-          <w:rPr>
-            <w:lang w:val="gu_IN" w:bidi="gu_IN"/>
-          </w:rPr>
-          <w:rPr>
-            <w:color w:val="0000EE"/>
-            <w:u w:val="single"/>
-          </w:rPr>
-          <w:t>2 કાળવૃતાંત 35:7–9</w:t>
-        </w:r>
-      </w:hyperlink>
+      <w:r>
+        <w:rPr>
+          <w:lang w:val="gu_IN" w:bidi="gu_IN"/>
+        </w:rPr>
+        <w:t>2 કાળવૃતાંત 35:7–9</w:t>
+      </w:r>
     </w:p>
     <w:p>
       <w:pPr>
@@ -477,18 +465,12 @@
           <w:lang w:val="gu_IN" w:bidi="gu_IN"/>
         </w:rPr>
       </w:r>
-      <w:hyperlink r:id="rId15">
-        <w:r>
-          <w:rPr>
-            <w:lang w:val="gu_IN" w:bidi="gu_IN"/>
-          </w:rPr>
-          <w:rPr>
-            <w:color w:val="0000EE"/>
-            <w:u w:val="single"/>
-          </w:rPr>
-          <w:t>પુનર્નિયમ 12:17</w:t>
-        </w:r>
-      </w:hyperlink>
+      <w:r>
+        <w:rPr>
+          <w:lang w:val="gu_IN" w:bidi="gu_IN"/>
+        </w:rPr>
+        <w:t>પુનર્નિયમ 12:17</w:t>
+      </w:r>
     </w:p>
     <w:p>
       <w:pPr>
@@ -501,18 +483,12 @@
           <w:lang w:val="gu_IN" w:bidi="gu_IN"/>
         </w:rPr>
       </w:r>
-      <w:hyperlink r:id="rId16">
-        <w:r>
-          <w:rPr>
-            <w:lang w:val="gu_IN" w:bidi="gu_IN"/>
-          </w:rPr>
-          <w:rPr>
-            <w:color w:val="0000EE"/>
-            <w:u w:val="single"/>
-          </w:rPr>
-          <w:t>નિર્ગમન 36:2–4</w:t>
-        </w:r>
-      </w:hyperlink>
+      <w:r>
+        <w:rPr>
+          <w:lang w:val="gu_IN" w:bidi="gu_IN"/>
+        </w:rPr>
+        <w:t>નિર્ગમન 36:2–4</w:t>
+      </w:r>
     </w:p>
     <w:p>
       <w:pPr>
@@ -525,18 +501,12 @@
           <w:lang w:val="gu_IN" w:bidi="gu_IN"/>
         </w:rPr>
       </w:r>
-      <w:hyperlink r:id="rId17">
-        <w:r>
-          <w:rPr>
-            <w:lang w:val="gu_IN" w:bidi="gu_IN"/>
-          </w:rPr>
-          <w:rPr>
-            <w:color w:val="0000EE"/>
-            <w:u w:val="single"/>
-          </w:rPr>
-          <w:t>લેવીય 7:15–16</w:t>
-        </w:r>
-      </w:hyperlink>
+      <w:r>
+        <w:rPr>
+          <w:lang w:val="gu_IN" w:bidi="gu_IN"/>
+        </w:rPr>
+        <w:t>લેવીય 7:15–16</w:t>
+      </w:r>
     </w:p>
     <w:p>
       <w:pPr>
